--- a/resume-luiz.rapatao.docx
+++ b/resume-luiz.rapatao.docx
@@ -6,45 +6,75 @@
       <w:pPr>
         <w:pStyle w:val="Title"/>
         <w:rPr>
+          <w:outline w:val="0"/>
           <w:color w:val="8e7cc3"/>
           <w:u w:color="8e7cc3"/>
+          <w14:textFill>
+            <w14:solidFill>
+              <w14:srgbClr w14:val="8E7CC3"/>
+            </w14:solidFill>
+          </w14:textFill>
         </w:rPr>
       </w:pPr>
       <w:bookmarkStart w:name="_gjdgxs" w:id="0"/>
       <w:bookmarkEnd w:id="0"/>
       <w:r>
         <w:rPr>
+          <w:outline w:val="0"/>
           <w:color w:val="8e7cc3"/>
           <w:u w:color="8e7cc3"/>
           <w:rtl w:val="0"/>
           <w:lang w:val="en-US"/>
+          <w14:textFill>
+            <w14:solidFill>
+              <w14:srgbClr w14:val="8E7CC3"/>
+            </w14:solidFill>
+          </w14:textFill>
         </w:rPr>
         <w:t>L</w:t>
       </w:r>
       <w:r>
         <w:rPr>
+          <w:outline w:val="0"/>
           <w:color w:val="8e7cc3"/>
           <w:u w:color="8e7cc3"/>
           <w:rtl w:val="0"/>
           <w:lang w:val="en-US"/>
+          <w14:textFill>
+            <w14:solidFill>
+              <w14:srgbClr w14:val="8E7CC3"/>
+            </w14:solidFill>
+          </w14:textFill>
         </w:rPr>
         <w:t>uiz Henrique Rapat</w:t>
       </w:r>
       <w:r>
         <w:rPr>
+          <w:outline w:val="0"/>
           <w:color w:val="8e7cc3"/>
           <w:u w:color="8e7cc3"/>
           <w:rtl w:val="0"/>
           <w:lang w:val="en-US"/>
+          <w14:textFill>
+            <w14:solidFill>
+              <w14:srgbClr w14:val="8E7CC3"/>
+            </w14:solidFill>
+          </w14:textFill>
         </w:rPr>
         <w:t>ã</w:t>
       </w:r>
       <w:r>
         <w:rPr>
+          <w:outline w:val="0"/>
           <w:color w:val="8e7cc3"/>
           <w:u w:color="8e7cc3"/>
           <w:rtl w:val="0"/>
           <w:lang w:val="en-US"/>
+          <w14:textFill>
+            <w14:solidFill>
+              <w14:srgbClr w14:val="8E7CC3"/>
+            </w14:solidFill>
+          </w14:textFill>
         </w:rPr>
         <w:t>o</w:t>
       </w:r>
@@ -100,23 +130,56 @@
               <w:rPr>
                 <w:i w:val="0"/>
                 <w:iCs w:val="0"/>
+                <w:outline w:val="0"/>
                 <w:color w:val="666666"/>
                 <w:sz w:val="22"/>
                 <w:szCs w:val="22"/>
                 <w:u w:color="666666"/>
+                <w:shd w:val="nil" w:color="auto" w:fill="auto"/>
+                <w14:textFill>
+                  <w14:solidFill>
+                    <w14:srgbClr w14:val="666666"/>
+                  </w14:solidFill>
+                </w14:textFill>
               </w:rPr>
             </w:pPr>
+            <w:r>
+              <w:rPr>
+                <w:i w:val="0"/>
+                <w:iCs w:val="0"/>
+                <w:outline w:val="0"/>
+                <w:color w:val="666666"/>
+                <w:sz w:val="22"/>
+                <w:szCs w:val="22"/>
+                <w:u w:color="666666"/>
+                <w:rtl w:val="0"/>
+                <w:lang w:val="pt-PT"/>
+                <w14:textFill>
+                  <w14:solidFill>
+                    <w14:srgbClr w14:val="666666"/>
+                  </w14:solidFill>
+                </w14:textFill>
+              </w:rPr>
+              <w:t xml:space="preserve">Senior </w:t>
+            </w:r>
             <w:r>
               <w:rPr>
                 <w:rFonts w:ascii="Proxima Nova" w:cs="Proxima Nova" w:hAnsi="Proxima Nova" w:eastAsia="Proxima Nova"/>
                 <w:i w:val="1"/>
                 <w:iCs w:val="1"/>
+                <w:outline w:val="0"/>
                 <w:color w:val="434343"/>
                 <w:sz w:val="24"/>
                 <w:szCs w:val="24"/>
                 <w:u w:color="434343"/>
+                <w:shd w:val="nil" w:color="auto" w:fill="auto"/>
                 <w:rtl w:val="0"/>
                 <w:lang w:val="en-US"/>
+                <w14:textFill>
+                  <w14:solidFill>
+                    <w14:srgbClr w14:val="434343"/>
+                  </w14:solidFill>
+                </w14:textFill>
               </w:rPr>
               <w:t>Software Engineer</w:t>
             </w:r>
@@ -125,11 +188,18 @@
                 <w:rFonts w:ascii="Proxima Nova" w:cs="Proxima Nova" w:hAnsi="Proxima Nova" w:eastAsia="Proxima Nova"/>
                 <w:i w:val="1"/>
                 <w:iCs w:val="1"/>
+                <w:outline w:val="0"/>
                 <w:color w:val="666666"/>
                 <w:sz w:val="24"/>
                 <w:szCs w:val="24"/>
                 <w:u w:color="666666"/>
+                <w:shd w:val="nil" w:color="auto" w:fill="auto"/>
                 <w:lang w:val="en-US"/>
+                <w14:textFill>
+                  <w14:solidFill>
+                    <w14:srgbClr w14:val="666666"/>
+                  </w14:solidFill>
+                </w14:textFill>
               </w:rPr>
               <w:br w:type="textWrapping"/>
             </w:r>
@@ -137,12 +207,18 @@
               <w:rPr>
                 <w:i w:val="0"/>
                 <w:iCs w:val="0"/>
+                <w:outline w:val="0"/>
                 <w:color w:val="666666"/>
                 <w:sz w:val="22"/>
                 <w:szCs w:val="22"/>
                 <w:u w:color="666666"/>
                 <w:rtl w:val="0"/>
                 <w:lang w:val="pt-PT"/>
+                <w14:textFill>
+                  <w14:solidFill>
+                    <w14:srgbClr w14:val="666666"/>
+                  </w14:solidFill>
+                </w14:textFill>
               </w:rPr>
               <w:t>www.</w:t>
             </w:r>
@@ -150,12 +226,18 @@
               <w:rPr>
                 <w:i w:val="0"/>
                 <w:iCs w:val="0"/>
+                <w:outline w:val="0"/>
                 <w:color w:val="666666"/>
                 <w:sz w:val="22"/>
                 <w:szCs w:val="22"/>
                 <w:u w:color="666666"/>
                 <w:rtl w:val="0"/>
                 <w:lang w:val="en-US"/>
+                <w14:textFill>
+                  <w14:solidFill>
+                    <w14:srgbClr w14:val="666666"/>
+                  </w14:solidFill>
+                </w14:textFill>
               </w:rPr>
               <w:t>rapatao.com</w:t>
             </w:r>
@@ -169,23 +251,37 @@
               <w:rPr>
                 <w:i w:val="0"/>
                 <w:iCs w:val="0"/>
+                <w:outline w:val="0"/>
                 <w:color w:val="666666"/>
                 <w:sz w:val="22"/>
                 <w:szCs w:val="22"/>
                 <w:u w:color="666666"/>
+                <w:shd w:val="nil" w:color="auto" w:fill="auto"/>
                 <w:rtl w:val="0"/>
+                <w14:textFill>
+                  <w14:solidFill>
+                    <w14:srgbClr w14:val="666666"/>
+                  </w14:solidFill>
+                </w14:textFill>
               </w:rPr>
             </w:pPr>
             <w:r>
               <w:rPr>
                 <w:i w:val="0"/>
                 <w:iCs w:val="0"/>
+                <w:outline w:val="0"/>
                 <w:color w:val="666666"/>
                 <w:sz w:val="22"/>
                 <w:szCs w:val="22"/>
                 <w:u w:color="666666"/>
+                <w:shd w:val="nil" w:color="auto" w:fill="auto"/>
                 <w:rtl w:val="0"/>
                 <w:lang w:val="en-US"/>
+                <w14:textFill>
+                  <w14:solidFill>
+                    <w14:srgbClr w14:val="666666"/>
+                  </w14:solidFill>
+                </w14:textFill>
               </w:rPr>
               <w:t>www.linkedin.com/in/rapatao</w:t>
             </w:r>
@@ -205,12 +301,19 @@
                 <w:rFonts w:ascii="Proxima Nova" w:cs="Proxima Nova" w:hAnsi="Proxima Nova" w:eastAsia="Proxima Nova"/>
                 <w:i w:val="0"/>
                 <w:iCs w:val="0"/>
+                <w:outline w:val="0"/>
                 <w:color w:val="666666"/>
                 <w:sz w:val="22"/>
                 <w:szCs w:val="22"/>
                 <w:u w:color="666666"/>
+                <w:shd w:val="nil" w:color="auto" w:fill="auto"/>
                 <w:rtl w:val="0"/>
                 <w:lang w:val="en-US"/>
+                <w14:textFill>
+                  <w14:solidFill>
+                    <w14:srgbClr w14:val="666666"/>
+                  </w14:solidFill>
+                </w14:textFill>
               </w:rPr>
               <w:t>github.com/rapatao</w:t>
             </w:r>
@@ -242,37 +345,65 @@
               <w:jc w:val="right"/>
               <w:rPr>
                 <w:rFonts w:ascii="Proxima Nova" w:cs="Proxima Nova" w:hAnsi="Proxima Nova" w:eastAsia="Proxima Nova"/>
+                <w:outline w:val="0"/>
                 <w:color w:val="666666"/>
                 <w:u w:color="666666"/>
+                <w:shd w:val="nil" w:color="auto" w:fill="auto"/>
+                <w14:textFill>
+                  <w14:solidFill>
+                    <w14:srgbClr w14:val="666666"/>
+                  </w14:solidFill>
+                </w14:textFill>
               </w:rPr>
             </w:pPr>
             <w:r>
               <w:rPr>
                 <w:rFonts w:ascii="Proxima Nova" w:cs="Proxima Nova" w:hAnsi="Proxima Nova" w:eastAsia="Proxima Nova"/>
+                <w:outline w:val="0"/>
                 <w:color w:val="666666"/>
                 <w:u w:color="666666"/>
+                <w:shd w:val="nil" w:color="auto" w:fill="auto"/>
                 <w:rtl w:val="0"/>
                 <w:lang w:val="en-US"/>
+                <w14:textFill>
+                  <w14:solidFill>
+                    <w14:srgbClr w14:val="666666"/>
+                  </w14:solidFill>
+                </w14:textFill>
               </w:rPr>
               <w:t>S</w:t>
             </w:r>
             <w:r>
               <w:rPr>
                 <w:rFonts w:ascii="Proxima Nova" w:cs="Proxima Nova" w:hAnsi="Proxima Nova" w:eastAsia="Proxima Nova"/>
+                <w:outline w:val="0"/>
                 <w:color w:val="666666"/>
                 <w:u w:color="666666"/>
+                <w:shd w:val="nil" w:color="auto" w:fill="auto"/>
                 <w:rtl w:val="0"/>
                 <w:lang w:val="en-US"/>
+                <w14:textFill>
+                  <w14:solidFill>
+                    <w14:srgbClr w14:val="666666"/>
+                  </w14:solidFill>
+                </w14:textFill>
               </w:rPr>
               <w:t>ã</w:t>
             </w:r>
             <w:r>
               <w:rPr>
                 <w:rFonts w:ascii="Proxima Nova" w:cs="Proxima Nova" w:hAnsi="Proxima Nova" w:eastAsia="Proxima Nova"/>
+                <w:outline w:val="0"/>
                 <w:color w:val="666666"/>
                 <w:u w:color="666666"/>
+                <w:shd w:val="nil" w:color="auto" w:fill="auto"/>
                 <w:rtl w:val="0"/>
                 <w:lang w:val="en-US"/>
+                <w14:textFill>
+                  <w14:solidFill>
+                    <w14:srgbClr w14:val="666666"/>
+                  </w14:solidFill>
+                </w14:textFill>
               </w:rPr>
               <w:t>o Paulo, SP, Brazil</w:t>
             </w:r>
@@ -287,18 +418,32 @@
               <w:jc w:val="right"/>
               <w:rPr>
                 <w:rFonts w:ascii="Proxima Nova" w:cs="Proxima Nova" w:hAnsi="Proxima Nova" w:eastAsia="Proxima Nova"/>
+                <w:outline w:val="0"/>
                 <w:color w:val="666666"/>
                 <w:u w:color="666666"/>
+                <w:shd w:val="nil" w:color="auto" w:fill="auto"/>
                 <w:rtl w:val="0"/>
+                <w14:textFill>
+                  <w14:solidFill>
+                    <w14:srgbClr w14:val="666666"/>
+                  </w14:solidFill>
+                </w14:textFill>
               </w:rPr>
             </w:pPr>
             <w:r>
               <w:rPr>
                 <w:rFonts w:ascii="Proxima Nova" w:cs="Proxima Nova" w:hAnsi="Proxima Nova" w:eastAsia="Proxima Nova"/>
+                <w:outline w:val="0"/>
                 <w:color w:val="666666"/>
                 <w:u w:color="666666"/>
+                <w:shd w:val="nil" w:color="auto" w:fill="auto"/>
                 <w:rtl w:val="0"/>
                 <w:lang w:val="en-US"/>
+                <w14:textFill>
+                  <w14:solidFill>
+                    <w14:srgbClr w14:val="666666"/>
+                  </w14:solidFill>
+                </w14:textFill>
               </w:rPr>
               <w:t>rapatao@gmail.com</w:t>
             </w:r>
@@ -318,10 +463,17 @@
             <w:r>
               <w:rPr>
                 <w:rFonts w:ascii="Proxima Nova" w:cs="Proxima Nova" w:hAnsi="Proxima Nova" w:eastAsia="Proxima Nova"/>
+                <w:outline w:val="0"/>
                 <w:color w:val="666666"/>
                 <w:u w:color="666666"/>
+                <w:shd w:val="nil" w:color="auto" w:fill="auto"/>
                 <w:rtl w:val="0"/>
                 <w:lang w:val="en-US"/>
+                <w14:textFill>
+                  <w14:solidFill>
+                    <w14:srgbClr w14:val="666666"/>
+                  </w14:solidFill>
+                </w14:textFill>
               </w:rPr>
               <w:t>+55 11 95298 7284</w:t>
             </w:r>
@@ -335,8 +487,14 @@
         <w:widowControl w:val="0"/>
         <w:spacing w:line="240" w:lineRule="auto"/>
         <w:rPr>
+          <w:outline w:val="0"/>
           <w:color w:val="8e7cc3"/>
           <w:u w:color="8e7cc3"/>
+          <w14:textFill>
+            <w14:solidFill>
+              <w14:srgbClr w14:val="8E7CC3"/>
+            </w14:solidFill>
+          </w14:textFill>
         </w:rPr>
       </w:pPr>
     </w:p>
@@ -345,8 +503,14 @@
         <w:pStyle w:val="Heading"/>
         <w:spacing w:line="360" w:lineRule="auto"/>
         <w:rPr>
+          <w:outline w:val="0"/>
           <w:color w:val="999999"/>
           <w:u w:color="999999"/>
+          <w14:textFill>
+            <w14:solidFill>
+              <w14:srgbClr w14:val="999999"/>
+            </w14:solidFill>
+          </w14:textFill>
         </w:rPr>
       </w:pPr>
       <w:bookmarkStart w:name="_k7h1tr93a8k8" w:id="1"/>
@@ -371,13 +535,17 @@
           <w:bCs w:val="0"/>
         </w:rPr>
       </w:pPr>
-      <w:bookmarkStart w:name="_znysh7" w:id="2"/>
-      <w:bookmarkEnd w:id="2"/>
-      <w:r>
-        <w:rPr>
+      <w:r>
+        <w:rPr>
+          <w:outline w:val="0"/>
           <w:color w:val="434343"/>
           <w:u w:color="434343"/>
           <w:rtl w:val="0"/>
+          <w14:textFill>
+            <w14:solidFill>
+              <w14:srgbClr w14:val="434343"/>
+            </w14:solidFill>
+          </w14:textFill>
         </w:rPr>
         <w:t>S</w:t>
       </w:r>
@@ -390,10 +558,16 @@
       </w:r>
       <w:r>
         <w:rPr>
+          <w:outline w:val="0"/>
           <w:color w:val="434343"/>
           <w:u w:color="434343"/>
           <w:rtl w:val="0"/>
           <w:lang w:val="en-US"/>
+          <w14:textFill>
+            <w14:solidFill>
+              <w14:srgbClr w14:val="434343"/>
+            </w14:solidFill>
+          </w14:textFill>
         </w:rPr>
         <w:t xml:space="preserve">oftware </w:t>
       </w:r>
@@ -402,13 +576,26 @@
           <w:rtl w:val="0"/>
           <w:lang w:val="en-US"/>
         </w:rPr>
-        <w:t>Engineer / Technical Lead</w:t>
-      </w:r>
-      <w:r>
-        <w:rPr>
+        <w:t>Enginee</w:t>
+      </w:r>
+      <w:r>
+        <w:rPr>
+          <w:rtl w:val="0"/>
+          <w:lang w:val="pt-PT"/>
+        </w:rPr>
+        <w:t>r</w:t>
+      </w:r>
+      <w:r>
+        <w:rPr>
+          <w:outline w:val="0"/>
           <w:color w:val="434343"/>
           <w:u w:color="434343"/>
           <w:rtl w:val="0"/>
+          <w14:textFill>
+            <w14:solidFill>
+              <w14:srgbClr w14:val="434343"/>
+            </w14:solidFill>
+          </w14:textFill>
         </w:rPr>
         <w:t xml:space="preserve">, </w:t>
       </w:r>
@@ -417,20 +604,14 @@
           <w:rtl w:val="0"/>
           <w:lang w:val="pt-PT"/>
         </w:rPr>
-        <w:t>Apontador Busca Loca</w:t>
-      </w:r>
-      <w:r>
-        <w:rPr>
-          <w:rtl w:val="0"/>
-          <w:lang w:val="pt-PT"/>
-        </w:rPr>
-        <w:t>l</w:t>
-      </w:r>
-      <w:r>
-        <w:rPr>
-          <w:b w:val="0"/>
-          <w:bCs w:val="0"/>
-          <w:rtl w:val="0"/>
+        <w:t>Mercado Livre Brasil</w:t>
+      </w:r>
+      <w:r>
+        <w:rPr>
+          <w:b w:val="0"/>
+          <w:bCs w:val="0"/>
+          <w:rtl w:val="0"/>
+          <w:lang w:val="ru-RU"/>
         </w:rPr>
         <w:t xml:space="preserve"> - </w:t>
       </w:r>
@@ -442,8 +623,9 @@
           <w:i w:val="1"/>
           <w:iCs w:val="1"/>
           <w:rtl w:val="0"/>
-        </w:rPr>
-        <w:t>Jul/201</w:t>
+          <w:lang w:val="pt-PT"/>
+        </w:rPr>
+        <w:t>May</w:t>
       </w:r>
       <w:r>
         <w:rPr>
@@ -453,9 +635,8 @@
           <w:i w:val="1"/>
           <w:iCs w:val="1"/>
           <w:rtl w:val="0"/>
-          <w:lang w:val="pt-PT"/>
-        </w:rPr>
-        <w:t xml:space="preserve">6 - </w:t>
+        </w:rPr>
+        <w:t>/20</w:t>
       </w:r>
       <w:r>
         <w:rPr>
@@ -465,8 +646,21 @@
           <w:i w:val="1"/>
           <w:iCs w:val="1"/>
           <w:rtl w:val="0"/>
-        </w:rPr>
-        <w:t xml:space="preserve">present - </w:t>
+          <w:lang w:val="pt-PT"/>
+        </w:rPr>
+        <w:t>20 - present</w:t>
+      </w:r>
+      <w:r>
+        <w:rPr>
+          <w:rFonts w:ascii="Proxima Nova" w:cs="Proxima Nova" w:hAnsi="Proxima Nova" w:eastAsia="Proxima Nova"/>
+          <w:b w:val="0"/>
+          <w:bCs w:val="0"/>
+          <w:i w:val="1"/>
+          <w:iCs w:val="1"/>
+          <w:rtl w:val="0"/>
+          <w:lang w:val="ru-RU"/>
+        </w:rPr>
+        <w:t xml:space="preserve"> - </w:t>
       </w:r>
       <w:r>
         <w:rPr>
@@ -513,18 +707,18 @@
           <w:sz w:val="24"/>
           <w:szCs w:val="24"/>
           <w:rtl w:val="0"/>
-          <w:lang w:val="en-US"/>
-        </w:rPr>
-      </w:pPr>
-      <w:r>
-        <w:rPr>
-          <w:rFonts w:ascii="Proxima Nova" w:cs="Proxima Nova" w:hAnsi="Proxima Nova" w:eastAsia="Proxima Nova"/>
-          <w:sz w:val="24"/>
-          <w:szCs w:val="24"/>
-          <w:rtl w:val="0"/>
-          <w:lang w:val="en-US"/>
-        </w:rPr>
-        <w:t>Led the development and adoption of Vert.x as a default tool-kit in all new applications.</w:t>
+          <w:lang w:val="pt-PT"/>
+        </w:rPr>
+      </w:pPr>
+      <w:r>
+        <w:rPr>
+          <w:rFonts w:ascii="Proxima Nova" w:cs="Proxima Nova" w:hAnsi="Proxima Nova" w:eastAsia="Proxima Nova"/>
+          <w:sz w:val="24"/>
+          <w:szCs w:val="24"/>
+          <w:rtl w:val="0"/>
+          <w:lang w:val="pt-PT"/>
+        </w:rPr>
+        <w:t>Working in the development and maintenance of CPG/Supermaket related microservices.</w:t>
       </w:r>
     </w:p>
     <w:p>
@@ -543,18 +737,139 @@
           <w:sz w:val="24"/>
           <w:szCs w:val="24"/>
           <w:rtl w:val="0"/>
+          <w:lang w:val="pt-PT"/>
+        </w:rPr>
+      </w:pPr>
+      <w:r>
+        <w:rPr>
+          <w:rFonts w:ascii="Proxima Nova" w:cs="Proxima Nova" w:hAnsi="Proxima Nova" w:eastAsia="Proxima Nova"/>
+          <w:i w:val="1"/>
+          <w:iCs w:val="1"/>
+          <w:sz w:val="24"/>
+          <w:szCs w:val="24"/>
+          <w:rtl w:val="0"/>
+          <w:lang w:val="pt-PT"/>
+        </w:rPr>
+        <w:t>Technologies used</w:t>
+      </w:r>
+      <w:r>
+        <w:rPr>
+          <w:rFonts w:ascii="Proxima Nova" w:cs="Proxima Nova" w:hAnsi="Proxima Nova" w:eastAsia="Proxima Nova"/>
+          <w:sz w:val="24"/>
+          <w:szCs w:val="24"/>
+          <w:rtl w:val="0"/>
+          <w:lang w:val="pt-PT"/>
+        </w:rPr>
+        <w:t xml:space="preserve">: Java (8, 11),  Kotlin, REST, Spring 5, jUnit (4, 5), Jenkins, Gradle, Maven, MySQL, Docker. </w:t>
+      </w:r>
+    </w:p>
+    <w:p>
+      <w:pPr>
+        <w:pStyle w:val="Body"/>
+        <w:spacing w:line="360" w:lineRule="auto"/>
+        <w:ind w:left="180" w:firstLine="0"/>
+        <w:rPr>
+          <w:rFonts w:ascii="Proxima Nova" w:cs="Proxima Nova" w:hAnsi="Proxima Nova" w:eastAsia="Proxima Nova"/>
+          <w:sz w:val="24"/>
+          <w:szCs w:val="24"/>
+        </w:rPr>
+      </w:pPr>
+    </w:p>
+    <w:p>
+      <w:pPr>
+        <w:pStyle w:val="Heading 2"/>
+        <w:rPr>
+          <w:b w:val="0"/>
+          <w:bCs w:val="0"/>
+        </w:rPr>
+      </w:pPr>
+      <w:bookmarkStart w:name="_znysh7" w:id="2"/>
+      <w:bookmarkEnd w:id="2"/>
+      <w:r>
+        <w:rPr>
+          <w:rtl w:val="0"/>
+        </w:rPr>
+        <w:t>S</w:t>
+      </w:r>
+      <w:r>
+        <w:rPr>
+          <w:rtl w:val="0"/>
           <w:lang w:val="en-US"/>
         </w:rPr>
-      </w:pPr>
-      <w:r>
-        <w:rPr>
-          <w:rFonts w:ascii="Proxima Nova" w:cs="Proxima Nova" w:hAnsi="Proxima Nova" w:eastAsia="Proxima Nova"/>
-          <w:sz w:val="24"/>
-          <w:szCs w:val="24"/>
-          <w:rtl w:val="0"/>
-          <w:lang w:val="en-US"/>
-        </w:rPr>
-        <w:t>Led the re-write and migration of the legacy systems using the Spring 5, gRPC, GraphQL and Kubernetes as container orchestrator.</w:t>
+        <w:t>enior Software Engineer / Tech Lead, Apontador Busca Loca</w:t>
+      </w:r>
+      <w:r>
+        <w:rPr>
+          <w:rtl w:val="0"/>
+          <w:lang w:val="pt-PT"/>
+        </w:rPr>
+        <w:t>l</w:t>
+      </w:r>
+      <w:r>
+        <w:rPr>
+          <w:b w:val="0"/>
+          <w:bCs w:val="0"/>
+          <w:rtl w:val="0"/>
+          <w:lang w:val="ru-RU"/>
+        </w:rPr>
+        <w:t xml:space="preserve"> - </w:t>
+      </w:r>
+      <w:r>
+        <w:rPr>
+          <w:b w:val="0"/>
+          <w:bCs w:val="0"/>
+          <w:i w:val="1"/>
+          <w:iCs w:val="1"/>
+          <w:rtl w:val="0"/>
+        </w:rPr>
+        <w:t>Jul/201</w:t>
+      </w:r>
+      <w:r>
+        <w:rPr>
+          <w:b w:val="0"/>
+          <w:bCs w:val="0"/>
+          <w:i w:val="1"/>
+          <w:iCs w:val="1"/>
+          <w:rtl w:val="0"/>
+          <w:lang w:val="pt-PT"/>
+        </w:rPr>
+        <w:t>6 - Apr/2020</w:t>
+      </w:r>
+      <w:r>
+        <w:rPr>
+          <w:b w:val="0"/>
+          <w:bCs w:val="0"/>
+          <w:i w:val="1"/>
+          <w:iCs w:val="1"/>
+          <w:rtl w:val="0"/>
+          <w:lang w:val="ru-RU"/>
+        </w:rPr>
+        <w:t xml:space="preserve"> - </w:t>
+      </w:r>
+      <w:r>
+        <w:rPr>
+          <w:b w:val="0"/>
+          <w:bCs w:val="0"/>
+          <w:rtl w:val="0"/>
+        </w:rPr>
+        <w:t>S</w:t>
+      </w:r>
+      <w:r>
+        <w:rPr>
+          <w:b w:val="0"/>
+          <w:bCs w:val="0"/>
+          <w:rtl w:val="0"/>
+          <w:lang w:val="pt-PT"/>
+        </w:rPr>
+        <w:t>ã</w:t>
+      </w:r>
+      <w:r>
+        <w:rPr>
+          <w:b w:val="0"/>
+          <w:bCs w:val="0"/>
+          <w:rtl w:val="0"/>
+        </w:rPr>
+        <w:t>o Paulo, SP - Brazil</w:t>
       </w:r>
     </w:p>
     <w:p>
@@ -573,38 +888,18 @@
           <w:sz w:val="24"/>
           <w:szCs w:val="24"/>
           <w:rtl w:val="0"/>
-          <w:lang w:val="en-US"/>
-        </w:rPr>
-      </w:pPr>
-      <w:r>
-        <w:rPr>
-          <w:rFonts w:ascii="Proxima Nova" w:cs="Proxima Nova" w:hAnsi="Proxima Nova" w:eastAsia="Proxima Nova"/>
-          <w:sz w:val="24"/>
-          <w:szCs w:val="24"/>
-          <w:rtl w:val="0"/>
-          <w:lang w:val="en-US"/>
-        </w:rPr>
-        <w:t xml:space="preserve">Worked in </w:t>
-      </w:r>
-      <w:r>
-        <w:rPr>
-          <w:rFonts w:ascii="Proxima Nova" w:cs="Proxima Nova" w:hAnsi="Proxima Nova" w:eastAsia="Proxima Nova"/>
-          <w:sz w:val="24"/>
-          <w:szCs w:val="24"/>
-          <w:rtl w:val="0"/>
           <w:lang w:val="pt-PT"/>
         </w:rPr>
-        <w:t xml:space="preserve">the </w:t>
-      </w:r>
-      <w:r>
-        <w:rPr>
-          <w:rFonts w:ascii="Proxima Nova" w:cs="Proxima Nova" w:hAnsi="Proxima Nova" w:eastAsia="Proxima Nova"/>
-          <w:sz w:val="24"/>
-          <w:szCs w:val="24"/>
-          <w:rtl w:val="0"/>
-          <w:lang w:val="en-US"/>
-        </w:rPr>
-        <w:t>development and maintenance of the platform reduces the number of bugs in the production environment and managing the framework upgrade of all backend applications.</w:t>
+      </w:pPr>
+      <w:r>
+        <w:rPr>
+          <w:rFonts w:ascii="Proxima Nova" w:cs="Proxima Nova" w:hAnsi="Proxima Nova" w:eastAsia="Proxima Nova"/>
+          <w:sz w:val="24"/>
+          <w:szCs w:val="24"/>
+          <w:rtl w:val="0"/>
+          <w:lang w:val="pt-PT"/>
+        </w:rPr>
+        <w:t>Led the re-write and Migration of the Legacy Systems using the Spring 5, gRPC, GraphQL, Elasticsearch and Kubernetes as a container orchestrator.</w:t>
       </w:r>
     </w:p>
     <w:p>
@@ -623,37 +918,18 @@
           <w:sz w:val="24"/>
           <w:szCs w:val="24"/>
           <w:rtl w:val="0"/>
-          <w:lang w:val="en-US"/>
-        </w:rPr>
-      </w:pPr>
-      <w:r>
-        <w:rPr>
-          <w:rFonts w:ascii="Proxima Nova" w:cs="Proxima Nova" w:hAnsi="Proxima Nova" w:eastAsia="Proxima Nova"/>
-          <w:sz w:val="24"/>
-          <w:szCs w:val="24"/>
-          <w:rtl w:val="0"/>
-          <w:lang w:val="en-US"/>
-        </w:rPr>
-        <w:t>Created a framework to standardize the frontend applications, reducing the time spent to learn each project architecture and time spent to create new services</w:t>
-      </w:r>
-      <w:r>
-        <w:rPr>
-          <w:rFonts w:ascii="Proxima Nova" w:cs="Proxima Nova" w:hAnsi="Proxima Nova" w:eastAsia="Proxima Nova"/>
-          <w:sz w:val="24"/>
-          <w:szCs w:val="24"/>
-          <w:rtl w:val="0"/>
           <w:lang w:val="pt-PT"/>
         </w:rPr>
-        <w:t>.</w:t>
-      </w:r>
-      <w:r>
-        <w:rPr>
-          <w:rFonts w:ascii="Proxima Nova" w:cs="Proxima Nova" w:hAnsi="Proxima Nova" w:eastAsia="Proxima Nova"/>
-          <w:sz w:val="24"/>
-          <w:szCs w:val="24"/>
-          <w:rtl w:val="0"/>
-        </w:rPr>
-        <w:t xml:space="preserve"> </w:t>
+      </w:pPr>
+      <w:r>
+        <w:rPr>
+          <w:rFonts w:ascii="Proxima Nova" w:cs="Proxima Nova" w:hAnsi="Proxima Nova" w:eastAsia="Proxima Nova"/>
+          <w:sz w:val="24"/>
+          <w:szCs w:val="24"/>
+          <w:rtl w:val="0"/>
+          <w:lang w:val="pt-PT"/>
+        </w:rPr>
+        <w:t>Worked in the development and maintenance of the platform, reducing the number of issues in the production environment and managing the framework upgrade of all backend applications.</w:t>
       </w:r>
     </w:p>
     <w:p>
@@ -672,18 +948,18 @@
           <w:sz w:val="24"/>
           <w:szCs w:val="24"/>
           <w:rtl w:val="0"/>
-          <w:lang w:val="en-US"/>
-        </w:rPr>
-      </w:pPr>
-      <w:r>
-        <w:rPr>
-          <w:rFonts w:ascii="Proxima Nova" w:cs="Proxima Nova" w:hAnsi="Proxima Nova" w:eastAsia="Proxima Nova"/>
-          <w:sz w:val="24"/>
-          <w:szCs w:val="24"/>
-          <w:rtl w:val="0"/>
-          <w:lang w:val="en-US"/>
-        </w:rPr>
-        <w:t>Participated in agile software development process using sprint planning and daily scrum to manage tasks.</w:t>
+          <w:lang w:val="pt-PT"/>
+        </w:rPr>
+      </w:pPr>
+      <w:r>
+        <w:rPr>
+          <w:rFonts w:ascii="Proxima Nova" w:cs="Proxima Nova" w:hAnsi="Proxima Nova" w:eastAsia="Proxima Nova"/>
+          <w:sz w:val="24"/>
+          <w:szCs w:val="24"/>
+          <w:rtl w:val="0"/>
+          <w:lang w:val="pt-PT"/>
+        </w:rPr>
+        <w:t>Created a framework to standardize the frontend applications, reducing the time spent to learn each project architecture and time spent to create new services.</w:t>
       </w:r>
     </w:p>
     <w:p>
@@ -702,18 +978,18 @@
           <w:sz w:val="24"/>
           <w:szCs w:val="24"/>
           <w:rtl w:val="0"/>
-          <w:lang w:val="en-US"/>
-        </w:rPr>
-      </w:pPr>
-      <w:r>
-        <w:rPr>
-          <w:rFonts w:ascii="Proxima Nova" w:cs="Proxima Nova" w:hAnsi="Proxima Nova" w:eastAsia="Proxima Nova"/>
-          <w:sz w:val="24"/>
-          <w:szCs w:val="24"/>
-          <w:rtl w:val="0"/>
-          <w:lang w:val="en-US"/>
-        </w:rPr>
-        <w:t>Implemented the process of code review, continuous delivery to the homologation and deployment process to the production environment.</w:t>
+          <w:lang w:val="pt-PT"/>
+        </w:rPr>
+      </w:pPr>
+      <w:r>
+        <w:rPr>
+          <w:rFonts w:ascii="Proxima Nova" w:cs="Proxima Nova" w:hAnsi="Proxima Nova" w:eastAsia="Proxima Nova"/>
+          <w:sz w:val="24"/>
+          <w:szCs w:val="24"/>
+          <w:rtl w:val="0"/>
+          <w:lang w:val="pt-PT"/>
+        </w:rPr>
+        <w:t>Participated in the agile software development process using Spring planning and daily scrum to manage tasks.</w:t>
       </w:r>
     </w:p>
     <w:p>
@@ -732,50 +1008,9 @@
           <w:sz w:val="24"/>
           <w:szCs w:val="24"/>
           <w:rtl w:val="0"/>
-          <w:lang w:val="en-US"/>
-        </w:rPr>
-      </w:pPr>
-      <w:r>
-        <w:rPr>
-          <w:rFonts w:ascii="Proxima Nova" w:cs="Proxima Nova" w:hAnsi="Proxima Nova" w:eastAsia="Proxima Nova"/>
-          <w:i w:val="1"/>
-          <w:iCs w:val="1"/>
-          <w:sz w:val="24"/>
-          <w:szCs w:val="24"/>
-          <w:rtl w:val="0"/>
-          <w:lang w:val="en-US"/>
-        </w:rPr>
-        <w:t>Technologies used:</w:t>
-      </w:r>
-      <w:r>
-        <w:rPr>
-          <w:rFonts w:ascii="Proxima Nova" w:cs="Proxima Nova" w:hAnsi="Proxima Nova" w:eastAsia="Proxima Nova"/>
-          <w:sz w:val="24"/>
-          <w:szCs w:val="24"/>
-          <w:rtl w:val="0"/>
-        </w:rPr>
-        <w:t xml:space="preserve"> Java (6, 8</w:t>
-      </w:r>
-      <w:r>
-        <w:rPr>
-          <w:rFonts w:ascii="Proxima Nova" w:cs="Proxima Nova" w:hAnsi="Proxima Nova" w:eastAsia="Proxima Nova"/>
-          <w:sz w:val="24"/>
-          <w:szCs w:val="24"/>
-          <w:rtl w:val="0"/>
           <w:lang w:val="pt-PT"/>
         </w:rPr>
-        <w:t>, 11</w:t>
-      </w:r>
-      <w:r>
-        <w:rPr>
-          <w:rFonts w:ascii="Proxima Nova" w:cs="Proxima Nova" w:hAnsi="Proxima Nova" w:eastAsia="Proxima Nova"/>
-          <w:sz w:val="24"/>
-          <w:szCs w:val="24"/>
-          <w:rtl w:val="0"/>
-          <w:lang w:val="en-US"/>
-        </w:rPr>
-        <w:t>), JavaScript, JMS, REST, Spring (3, 4</w:t>
-      </w:r>
+      </w:pPr>
       <w:r>
         <w:rPr>
           <w:rFonts w:ascii="Proxima Nova" w:cs="Proxima Nova" w:hAnsi="Proxima Nova" w:eastAsia="Proxima Nova"/>
@@ -784,226 +1019,7 @@
           <w:rtl w:val="0"/>
           <w:lang w:val="pt-PT"/>
         </w:rPr>
-        <w:t>, 5</w:t>
-      </w:r>
-      <w:r>
-        <w:rPr>
-          <w:rFonts w:ascii="Proxima Nova" w:cs="Proxima Nova" w:hAnsi="Proxima Nova" w:eastAsia="Proxima Nova"/>
-          <w:sz w:val="24"/>
-          <w:szCs w:val="24"/>
-          <w:rtl w:val="0"/>
-        </w:rPr>
-        <w:t>), jUnit</w:t>
-      </w:r>
-      <w:r>
-        <w:rPr>
-          <w:rFonts w:ascii="Proxima Nova" w:cs="Proxima Nova" w:hAnsi="Proxima Nova" w:eastAsia="Proxima Nova"/>
-          <w:sz w:val="24"/>
-          <w:szCs w:val="24"/>
-          <w:rtl w:val="0"/>
-          <w:lang w:val="pt-PT"/>
-        </w:rPr>
-        <w:t xml:space="preserve"> (4, 5)</w:t>
-      </w:r>
-      <w:r>
-        <w:rPr>
-          <w:rFonts w:ascii="Proxima Nova" w:cs="Proxima Nova" w:hAnsi="Proxima Nova" w:eastAsia="Proxima Nova"/>
-          <w:sz w:val="24"/>
-          <w:szCs w:val="24"/>
-          <w:rtl w:val="0"/>
-          <w:lang w:val="pt-PT"/>
-        </w:rPr>
-        <w:t>, AngularJS</w:t>
-      </w:r>
-      <w:r>
-        <w:rPr>
-          <w:rFonts w:ascii="Proxima Nova" w:cs="Proxima Nova" w:hAnsi="Proxima Nova" w:eastAsia="Proxima Nova"/>
-          <w:sz w:val="24"/>
-          <w:szCs w:val="24"/>
-          <w:rtl w:val="0"/>
-          <w:lang w:val="pt-PT"/>
-        </w:rPr>
-        <w:t xml:space="preserve"> (1.x)</w:t>
-      </w:r>
-      <w:r>
-        <w:rPr>
-          <w:rFonts w:ascii="Proxima Nova" w:cs="Proxima Nova" w:hAnsi="Proxima Nova" w:eastAsia="Proxima Nova"/>
-          <w:sz w:val="24"/>
-          <w:szCs w:val="24"/>
-          <w:rtl w:val="0"/>
-          <w:lang w:val="fr-FR"/>
-        </w:rPr>
-        <w:t xml:space="preserve">, HornetQ, </w:t>
-      </w:r>
-      <w:r>
-        <w:rPr>
-          <w:rFonts w:ascii="Proxima Nova" w:cs="Proxima Nova" w:hAnsi="Proxima Nova" w:eastAsia="Proxima Nova"/>
-          <w:sz w:val="24"/>
-          <w:szCs w:val="24"/>
-          <w:rtl w:val="0"/>
-          <w:lang w:val="pt-PT"/>
-        </w:rPr>
-        <w:t xml:space="preserve">RabbitMQ, </w:t>
-      </w:r>
-      <w:r>
-        <w:rPr>
-          <w:rFonts w:ascii="Proxima Nova" w:cs="Proxima Nova" w:hAnsi="Proxima Nova" w:eastAsia="Proxima Nova"/>
-          <w:sz w:val="24"/>
-          <w:szCs w:val="24"/>
-          <w:rtl w:val="0"/>
-          <w:lang w:val="nl-NL"/>
-        </w:rPr>
-        <w:t xml:space="preserve">Jenkins, Maven, Vert.x, Node.js, Solr, Redis, Oracle, MongoDB, AWS (EC2, S3), </w:t>
-      </w:r>
-      <w:r>
-        <w:rPr>
-          <w:rFonts w:ascii="Proxima Nova" w:cs="Proxima Nova" w:hAnsi="Proxima Nova" w:eastAsia="Proxima Nova"/>
-          <w:sz w:val="24"/>
-          <w:szCs w:val="24"/>
-          <w:rtl w:val="0"/>
-          <w:lang w:val="pt-PT"/>
-        </w:rPr>
-        <w:t xml:space="preserve">gRPC, </w:t>
-      </w:r>
-      <w:r>
-        <w:rPr>
-          <w:rFonts w:ascii="Proxima Nova" w:cs="Proxima Nova" w:hAnsi="Proxima Nova" w:eastAsia="Proxima Nova"/>
-          <w:sz w:val="24"/>
-          <w:szCs w:val="24"/>
-          <w:rtl w:val="0"/>
-          <w:lang w:val="de-DE"/>
-        </w:rPr>
-        <w:t>Docker</w:t>
-      </w:r>
-      <w:r>
-        <w:rPr>
-          <w:rFonts w:ascii="Proxima Nova" w:cs="Proxima Nova" w:hAnsi="Proxima Nova" w:eastAsia="Proxima Nova"/>
-          <w:sz w:val="24"/>
-          <w:szCs w:val="24"/>
-          <w:rtl w:val="0"/>
-          <w:lang w:val="pt-PT"/>
-        </w:rPr>
-        <w:t>, Kubernetes</w:t>
-      </w:r>
-      <w:r>
-        <w:rPr>
-          <w:rFonts w:ascii="Proxima Nova" w:cs="Proxima Nova" w:hAnsi="Proxima Nova" w:eastAsia="Proxima Nova"/>
-          <w:sz w:val="24"/>
-          <w:szCs w:val="24"/>
-          <w:rtl w:val="0"/>
-        </w:rPr>
-        <w:t>.</w:t>
-      </w:r>
-    </w:p>
-    <w:p>
-      <w:pPr>
-        <w:pStyle w:val="Body"/>
-        <w:spacing w:line="360" w:lineRule="auto"/>
-        <w:ind w:left="180" w:firstLine="0"/>
-        <w:rPr>
-          <w:rFonts w:ascii="Proxima Nova" w:cs="Proxima Nova" w:hAnsi="Proxima Nova" w:eastAsia="Proxima Nova"/>
-          <w:sz w:val="24"/>
-          <w:szCs w:val="24"/>
-        </w:rPr>
-      </w:pPr>
-    </w:p>
-    <w:p>
-      <w:pPr>
-        <w:pStyle w:val="Heading 2"/>
-        <w:rPr>
-          <w:rFonts w:ascii="Proxima Nova" w:cs="Proxima Nova" w:hAnsi="Proxima Nova" w:eastAsia="Proxima Nova"/>
-          <w:b w:val="0"/>
-          <w:bCs w:val="0"/>
-        </w:rPr>
-      </w:pPr>
-      <w:bookmarkStart w:name="_et92p0" w:id="3"/>
-      <w:bookmarkEnd w:id="3"/>
-      <w:r>
-        <w:rPr>
-          <w:rtl w:val="0"/>
-        </w:rPr>
-        <w:t>S</w:t>
-      </w:r>
-      <w:r>
-        <w:rPr>
-          <w:rtl w:val="0"/>
-          <w:lang w:val="en-US"/>
-        </w:rPr>
-        <w:t>enior Software Engineer / Technical Lead</w:t>
-      </w:r>
-      <w:r>
-        <w:rPr>
-          <w:color w:val="434343"/>
-          <w:u w:color="434343"/>
-          <w:rtl w:val="0"/>
-        </w:rPr>
-        <w:t xml:space="preserve">, </w:t>
-      </w:r>
-      <w:r>
-        <w:rPr>
-          <w:rtl w:val="0"/>
-          <w:lang w:val="it-IT"/>
-        </w:rPr>
-        <w:t>Spread Tecnologia</w:t>
-      </w:r>
-      <w:r>
-        <w:rPr>
-          <w:rFonts w:ascii="Proxima Nova" w:cs="Proxima Nova" w:hAnsi="Proxima Nova" w:eastAsia="Proxima Nova"/>
-          <w:b w:val="0"/>
-          <w:bCs w:val="0"/>
-          <w:color w:val="434343"/>
-          <w:u w:color="434343"/>
-          <w:rtl w:val="0"/>
-        </w:rPr>
-        <w:t xml:space="preserve"> </w:t>
-      </w:r>
-      <w:r>
-        <w:rPr>
-          <w:rFonts w:ascii="Proxima Nova" w:cs="Proxima Nova" w:hAnsi="Proxima Nova" w:eastAsia="Proxima Nova"/>
-          <w:b w:val="0"/>
-          <w:bCs w:val="0"/>
-          <w:rtl w:val="0"/>
-        </w:rPr>
-        <w:t xml:space="preserve">- </w:t>
-      </w:r>
-      <w:r>
-        <w:rPr>
-          <w:rFonts w:ascii="Proxima Nova" w:cs="Proxima Nova" w:hAnsi="Proxima Nova" w:eastAsia="Proxima Nova"/>
-          <w:b w:val="0"/>
-          <w:bCs w:val="0"/>
-          <w:i w:val="1"/>
-          <w:iCs w:val="1"/>
-          <w:rtl w:val="0"/>
-        </w:rPr>
-        <w:t xml:space="preserve">Nov/2013 - Jul/2016 - </w:t>
-      </w:r>
-      <w:r>
-        <w:rPr>
-          <w:rFonts w:ascii="Proxima Nova" w:cs="Proxima Nova" w:hAnsi="Proxima Nova" w:eastAsia="Proxima Nova"/>
-          <w:b w:val="0"/>
-          <w:bCs w:val="0"/>
-          <w:rtl w:val="0"/>
-        </w:rPr>
-        <w:t>S</w:t>
-      </w:r>
-      <w:r>
-        <w:rPr>
-          <w:rFonts w:ascii="Proxima Nova" w:cs="Proxima Nova" w:hAnsi="Proxima Nova" w:eastAsia="Proxima Nova"/>
-          <w:b w:val="0"/>
-          <w:bCs w:val="0"/>
-          <w:rtl w:val="0"/>
-          <w:lang w:val="pt-PT"/>
-        </w:rPr>
-        <w:t>ã</w:t>
-      </w:r>
-      <w:r>
-        <w:rPr>
-          <w:rFonts w:ascii="Proxima Nova" w:cs="Proxima Nova" w:hAnsi="Proxima Nova" w:eastAsia="Proxima Nova"/>
-          <w:b w:val="0"/>
-          <w:bCs w:val="0"/>
-          <w:rtl w:val="0"/>
-        </w:rPr>
-        <w:t>o Paulo, SP - Brazil</w:t>
+        <w:t>Implemented the process of code review, continuou delivery to the homologation and deployment process to the production environment.</w:t>
       </w:r>
     </w:p>
     <w:p>
@@ -1022,18 +1038,154 @@
           <w:sz w:val="24"/>
           <w:szCs w:val="24"/>
           <w:rtl w:val="0"/>
+          <w:lang w:val="pt-PT"/>
+        </w:rPr>
+      </w:pPr>
+      <w:r>
+        <w:rPr>
+          <w:rFonts w:ascii="Proxima Nova" w:cs="Proxima Nova" w:hAnsi="Proxima Nova" w:eastAsia="Proxima Nova"/>
+          <w:i w:val="1"/>
+          <w:iCs w:val="1"/>
+          <w:sz w:val="24"/>
+          <w:szCs w:val="24"/>
+          <w:rtl w:val="0"/>
+          <w:lang w:val="pt-PT"/>
+        </w:rPr>
+        <w:t>Technologies used</w:t>
+      </w:r>
+      <w:r>
+        <w:rPr>
+          <w:rFonts w:ascii="Proxima Nova" w:cs="Proxima Nova" w:hAnsi="Proxima Nova" w:eastAsia="Proxima Nova"/>
+          <w:sz w:val="24"/>
+          <w:szCs w:val="24"/>
+          <w:rtl w:val="0"/>
+          <w:lang w:val="pt-PT"/>
+        </w:rPr>
+        <w:t xml:space="preserve">: Java (6, 8, 11), Kotlin, JavaScript, JMS, REST, Spring (3, 5), jUnit (4, 5), Vue.js, AngularJS (1.x), HornetQ, RabbitMQ, Jenkins, Maven, Vert.x, Node.js, Solr, Elasticsearch, Redis, Oracle, MongoDB, Google Cloud, AWS (EC2, S3), gRPC, Docker, Kubernetes. </w:t>
+      </w:r>
+    </w:p>
+    <w:p>
+      <w:pPr>
+        <w:pStyle w:val="Body"/>
+        <w:spacing w:line="360" w:lineRule="auto"/>
+        <w:ind w:left="180" w:firstLine="0"/>
+        <w:rPr>
+          <w:rFonts w:ascii="Proxima Nova" w:cs="Proxima Nova" w:hAnsi="Proxima Nova" w:eastAsia="Proxima Nova"/>
+          <w:sz w:val="24"/>
+          <w:szCs w:val="24"/>
+        </w:rPr>
+      </w:pPr>
+    </w:p>
+    <w:p>
+      <w:pPr>
+        <w:pStyle w:val="Heading 2"/>
+        <w:rPr>
+          <w:rFonts w:ascii="Proxima Nova" w:cs="Proxima Nova" w:hAnsi="Proxima Nova" w:eastAsia="Proxima Nova"/>
+          <w:b w:val="0"/>
+          <w:bCs w:val="0"/>
+        </w:rPr>
+      </w:pPr>
+      <w:bookmarkStart w:name="_et92p0" w:id="3"/>
+      <w:bookmarkEnd w:id="3"/>
+      <w:r>
+        <w:rPr>
+          <w:rtl w:val="0"/>
+        </w:rPr>
+        <w:t>S</w:t>
+      </w:r>
+      <w:r>
+        <w:rPr>
+          <w:rtl w:val="0"/>
           <w:lang w:val="en-US"/>
         </w:rPr>
-      </w:pPr>
-      <w:r>
-        <w:rPr>
-          <w:rFonts w:ascii="Proxima Nova" w:cs="Proxima Nova" w:hAnsi="Proxima Nova" w:eastAsia="Proxima Nova"/>
-          <w:sz w:val="24"/>
-          <w:szCs w:val="24"/>
-          <w:rtl w:val="0"/>
-          <w:lang w:val="en-US"/>
-        </w:rPr>
-        <w:t xml:space="preserve">Worked as an external consultant in the LATAM area on BNP Paribas Cardif Brazil (www.cardif.com.br) with maintenance and development of insurance platform. </w:t>
+        <w:t>enior Software Engineer / Tech Lead</w:t>
+      </w:r>
+      <w:r>
+        <w:rPr>
+          <w:outline w:val="0"/>
+          <w:color w:val="434343"/>
+          <w:u w:color="434343"/>
+          <w:rtl w:val="0"/>
+          <w14:textFill>
+            <w14:solidFill>
+              <w14:srgbClr w14:val="434343"/>
+            </w14:solidFill>
+          </w14:textFill>
+        </w:rPr>
+        <w:t xml:space="preserve">, </w:t>
+      </w:r>
+      <w:r>
+        <w:rPr>
+          <w:rtl w:val="0"/>
+          <w:lang w:val="it-IT"/>
+        </w:rPr>
+        <w:t>Spread Tecnologia</w:t>
+      </w:r>
+      <w:r>
+        <w:rPr>
+          <w:rFonts w:ascii="Proxima Nova" w:cs="Proxima Nova" w:hAnsi="Proxima Nova" w:eastAsia="Proxima Nova"/>
+          <w:b w:val="0"/>
+          <w:bCs w:val="0"/>
+          <w:outline w:val="0"/>
+          <w:color w:val="434343"/>
+          <w:u w:color="434343"/>
+          <w:rtl w:val="0"/>
+          <w14:textFill>
+            <w14:solidFill>
+              <w14:srgbClr w14:val="434343"/>
+            </w14:solidFill>
+          </w14:textFill>
+        </w:rPr>
+        <w:t xml:space="preserve"> </w:t>
+      </w:r>
+      <w:r>
+        <w:rPr>
+          <w:rFonts w:ascii="Proxima Nova" w:cs="Proxima Nova" w:hAnsi="Proxima Nova" w:eastAsia="Proxima Nova"/>
+          <w:b w:val="0"/>
+          <w:bCs w:val="0"/>
+          <w:rtl w:val="0"/>
+          <w:lang w:val="ru-RU"/>
+        </w:rPr>
+        <w:t xml:space="preserve">- </w:t>
+      </w:r>
+      <w:r>
+        <w:rPr>
+          <w:rFonts w:ascii="Proxima Nova" w:cs="Proxima Nova" w:hAnsi="Proxima Nova" w:eastAsia="Proxima Nova"/>
+          <w:b w:val="0"/>
+          <w:bCs w:val="0"/>
+          <w:i w:val="1"/>
+          <w:iCs w:val="1"/>
+          <w:rtl w:val="0"/>
+        </w:rPr>
+        <w:t xml:space="preserve">Nov/2013 - Jul/2016 - </w:t>
+      </w:r>
+      <w:r>
+        <w:rPr>
+          <w:rFonts w:ascii="Proxima Nova" w:cs="Proxima Nova" w:hAnsi="Proxima Nova" w:eastAsia="Proxima Nova"/>
+          <w:b w:val="0"/>
+          <w:bCs w:val="0"/>
+          <w:rtl w:val="0"/>
+        </w:rPr>
+        <w:t>S</w:t>
+      </w:r>
+      <w:r>
+        <w:rPr>
+          <w:rFonts w:ascii="Proxima Nova" w:cs="Proxima Nova" w:hAnsi="Proxima Nova" w:eastAsia="Proxima Nova"/>
+          <w:b w:val="0"/>
+          <w:bCs w:val="0"/>
+          <w:rtl w:val="0"/>
+          <w:lang w:val="pt-PT"/>
+        </w:rPr>
+        <w:t>ã</w:t>
+      </w:r>
+      <w:r>
+        <w:rPr>
+          <w:rFonts w:ascii="Proxima Nova" w:cs="Proxima Nova" w:hAnsi="Proxima Nova" w:eastAsia="Proxima Nova"/>
+          <w:b w:val="0"/>
+          <w:bCs w:val="0"/>
+          <w:rtl w:val="0"/>
+        </w:rPr>
+        <w:t>o Paulo, SP - Brazil</w:t>
       </w:r>
     </w:p>
     <w:p>
@@ -1063,7 +1215,7 @@
           <w:rtl w:val="0"/>
           <w:lang w:val="en-US"/>
         </w:rPr>
-        <w:t>Led the development and architecture definition of an ETL platform that use Javascript to configure the file extractions and transformations.</w:t>
+        <w:t xml:space="preserve">Worked as an external consultant in the LATAM area on BNP Paribas Cardif Brazil (www.cardif.com.br) with maintenance and development of insurance platform. </w:t>
       </w:r>
     </w:p>
     <w:p>
@@ -1093,7 +1245,7 @@
           <w:rtl w:val="0"/>
           <w:lang w:val="en-US"/>
         </w:rPr>
-        <w:t>Travelled to the subsidiaries to implement the software releases and technical training to local developers.</w:t>
+        <w:t>Led the development and architecture definition of an ETL platform that use Javascript to configure the file extractions and transformations.</w:t>
       </w:r>
     </w:p>
     <w:p>
@@ -1118,110 +1270,12 @@
       <w:r>
         <w:rPr>
           <w:rFonts w:ascii="Proxima Nova" w:cs="Proxima Nova" w:hAnsi="Proxima Nova" w:eastAsia="Proxima Nova"/>
-          <w:i w:val="1"/>
-          <w:iCs w:val="1"/>
           <w:sz w:val="24"/>
           <w:szCs w:val="24"/>
           <w:rtl w:val="0"/>
           <w:lang w:val="en-US"/>
         </w:rPr>
-        <w:t>Technologies used:</w:t>
-      </w:r>
-      <w:r>
-        <w:rPr>
-          <w:rFonts w:ascii="Proxima Nova" w:cs="Proxima Nova" w:hAnsi="Proxima Nova" w:eastAsia="Proxima Nova"/>
-          <w:sz w:val="24"/>
-          <w:szCs w:val="24"/>
-          <w:rtl w:val="0"/>
-          <w:lang w:val="en-US"/>
-        </w:rPr>
-        <w:t xml:space="preserve"> Java 6, JSP, Servlet, JPA, JMS, JSF, Web Services, Hibernate, Spring (Integration, Batch), Rhino, GWT, jUnit, JasperReports, Javascript, jQuery, Angular, PL/SQL, IBM Websphere, ActiveMQ, Jenkins, Maven, Liferay Portal.</w:t>
-      </w:r>
-    </w:p>
-    <w:p>
-      <w:pPr>
-        <w:pStyle w:val="Body"/>
-        <w:spacing w:line="360" w:lineRule="auto"/>
-        <w:ind w:left="180" w:firstLine="0"/>
-        <w:rPr>
-          <w:rFonts w:ascii="Proxima Nova" w:cs="Proxima Nova" w:hAnsi="Proxima Nova" w:eastAsia="Proxima Nova"/>
-          <w:sz w:val="24"/>
-          <w:szCs w:val="24"/>
-        </w:rPr>
-      </w:pPr>
-    </w:p>
-    <w:p>
-      <w:pPr>
-        <w:pStyle w:val="Heading 2"/>
-        <w:rPr>
-          <w:rFonts w:ascii="Proxima Nova" w:cs="Proxima Nova" w:hAnsi="Proxima Nova" w:eastAsia="Proxima Nova"/>
-          <w:b w:val="0"/>
-          <w:bCs w:val="0"/>
-        </w:rPr>
-      </w:pPr>
-      <w:bookmarkStart w:name="_l6u5eac19vch" w:id="4"/>
-      <w:bookmarkEnd w:id="4"/>
-      <w:r>
-        <w:rPr>
-          <w:rtl w:val="0"/>
-        </w:rPr>
-        <w:t>S</w:t>
-      </w:r>
-      <w:r>
-        <w:rPr>
-          <w:rtl w:val="0"/>
-          <w:lang w:val="en-US"/>
-        </w:rPr>
-        <w:t>enior Java Developer, BRQ</w:t>
-      </w:r>
-      <w:r>
-        <w:rPr>
-          <w:rFonts w:ascii="Proxima Nova" w:cs="Proxima Nova" w:hAnsi="Proxima Nova" w:eastAsia="Proxima Nova"/>
-          <w:b w:val="0"/>
-          <w:bCs w:val="0"/>
-          <w:rtl w:val="0"/>
-        </w:rPr>
-        <w:t xml:space="preserve"> - </w:t>
-      </w:r>
-      <w:r>
-        <w:rPr>
-          <w:rFonts w:ascii="Proxima Nova" w:cs="Proxima Nova" w:hAnsi="Proxima Nova" w:eastAsia="Proxima Nova"/>
-          <w:b w:val="0"/>
-          <w:bCs w:val="0"/>
-          <w:i w:val="1"/>
-          <w:iCs w:val="1"/>
-          <w:rtl w:val="0"/>
-          <w:lang w:val="en-US"/>
-        </w:rPr>
-        <w:t xml:space="preserve">Sep/2011 - Oct/2013 - </w:t>
-      </w:r>
-      <w:r>
-        <w:rPr>
-          <w:rFonts w:ascii="Proxima Nova" w:cs="Proxima Nova" w:hAnsi="Proxima Nova" w:eastAsia="Proxima Nova"/>
-          <w:b w:val="0"/>
-          <w:bCs w:val="0"/>
-          <w:rtl w:val="0"/>
-        </w:rPr>
-        <w:t>S</w:t>
-      </w:r>
-      <w:r>
-        <w:rPr>
-          <w:rFonts w:ascii="Proxima Nova" w:cs="Proxima Nova" w:hAnsi="Proxima Nova" w:eastAsia="Proxima Nova"/>
-          <w:b w:val="0"/>
-          <w:bCs w:val="0"/>
-          <w:rtl w:val="0"/>
-          <w:lang w:val="pt-PT"/>
-        </w:rPr>
-        <w:t>ã</w:t>
-      </w:r>
-      <w:r>
-        <w:rPr>
-          <w:rFonts w:ascii="Proxima Nova" w:cs="Proxima Nova" w:hAnsi="Proxima Nova" w:eastAsia="Proxima Nova"/>
-          <w:b w:val="0"/>
-          <w:bCs w:val="0"/>
-          <w:rtl w:val="0"/>
-        </w:rPr>
-        <w:t>o Paulo, SP - Brazil</w:t>
+        <w:t>Travelled to the subsidiaries to implement the software releases and technical training to local developers.</w:t>
       </w:r>
     </w:p>
     <w:p>
@@ -1246,12 +1300,111 @@
       <w:r>
         <w:rPr>
           <w:rFonts w:ascii="Proxima Nova" w:cs="Proxima Nova" w:hAnsi="Proxima Nova" w:eastAsia="Proxima Nova"/>
+          <w:i w:val="1"/>
+          <w:iCs w:val="1"/>
           <w:sz w:val="24"/>
           <w:szCs w:val="24"/>
           <w:rtl w:val="0"/>
           <w:lang w:val="en-US"/>
         </w:rPr>
-        <w:t>Worked as an external consultant on Ticket (an Edenred Company / www.ticket.com.br).</w:t>
+        <w:t>Technologies used:</w:t>
+      </w:r>
+      <w:r>
+        <w:rPr>
+          <w:rFonts w:ascii="Proxima Nova" w:cs="Proxima Nova" w:hAnsi="Proxima Nova" w:eastAsia="Proxima Nova"/>
+          <w:sz w:val="24"/>
+          <w:szCs w:val="24"/>
+          <w:rtl w:val="0"/>
+          <w:lang w:val="en-US"/>
+        </w:rPr>
+        <w:t xml:space="preserve"> Java 6, JSP, Servlet, JPA, JMS, JSF, Web Services, Hibernate, Spring (Integration, Batch), Rhino, GWT, jUnit, JasperReports, Javascript, jQuery, Angular, PL/SQL, IBM Websphere, ActiveMQ, Jenkins, Maven, Liferay Portal.</w:t>
+      </w:r>
+    </w:p>
+    <w:p>
+      <w:pPr>
+        <w:pStyle w:val="Body"/>
+        <w:spacing w:line="360" w:lineRule="auto"/>
+        <w:ind w:left="180" w:firstLine="0"/>
+        <w:rPr>
+          <w:rFonts w:ascii="Proxima Nova" w:cs="Proxima Nova" w:hAnsi="Proxima Nova" w:eastAsia="Proxima Nova"/>
+          <w:sz w:val="24"/>
+          <w:szCs w:val="24"/>
+        </w:rPr>
+      </w:pPr>
+    </w:p>
+    <w:p>
+      <w:pPr>
+        <w:pStyle w:val="Heading 2"/>
+        <w:rPr>
+          <w:rFonts w:ascii="Proxima Nova" w:cs="Proxima Nova" w:hAnsi="Proxima Nova" w:eastAsia="Proxima Nova"/>
+          <w:b w:val="0"/>
+          <w:bCs w:val="0"/>
+        </w:rPr>
+      </w:pPr>
+      <w:bookmarkStart w:name="_l6u5eac19vch" w:id="4"/>
+      <w:bookmarkEnd w:id="4"/>
+      <w:r>
+        <w:rPr>
+          <w:rtl w:val="0"/>
+        </w:rPr>
+        <w:t>S</w:t>
+      </w:r>
+      <w:r>
+        <w:rPr>
+          <w:rtl w:val="0"/>
+          <w:lang w:val="en-US"/>
+        </w:rPr>
+        <w:t>enior Java Developer, BRQ</w:t>
+      </w:r>
+      <w:r>
+        <w:rPr>
+          <w:rFonts w:ascii="Proxima Nova" w:cs="Proxima Nova" w:hAnsi="Proxima Nova" w:eastAsia="Proxima Nova"/>
+          <w:b w:val="0"/>
+          <w:bCs w:val="0"/>
+          <w:rtl w:val="0"/>
+          <w:lang w:val="ru-RU"/>
+        </w:rPr>
+        <w:t xml:space="preserve"> - </w:t>
+      </w:r>
+      <w:r>
+        <w:rPr>
+          <w:rFonts w:ascii="Proxima Nova" w:cs="Proxima Nova" w:hAnsi="Proxima Nova" w:eastAsia="Proxima Nova"/>
+          <w:b w:val="0"/>
+          <w:bCs w:val="0"/>
+          <w:i w:val="1"/>
+          <w:iCs w:val="1"/>
+          <w:rtl w:val="0"/>
+          <w:lang w:val="en-US"/>
+        </w:rPr>
+        <w:t xml:space="preserve">Sep/2011 - Oct/2013 - </w:t>
+      </w:r>
+      <w:r>
+        <w:rPr>
+          <w:rFonts w:ascii="Proxima Nova" w:cs="Proxima Nova" w:hAnsi="Proxima Nova" w:eastAsia="Proxima Nova"/>
+          <w:b w:val="0"/>
+          <w:bCs w:val="0"/>
+          <w:rtl w:val="0"/>
+        </w:rPr>
+        <w:t>S</w:t>
+      </w:r>
+      <w:r>
+        <w:rPr>
+          <w:rFonts w:ascii="Proxima Nova" w:cs="Proxima Nova" w:hAnsi="Proxima Nova" w:eastAsia="Proxima Nova"/>
+          <w:b w:val="0"/>
+          <w:bCs w:val="0"/>
+          <w:rtl w:val="0"/>
+          <w:lang w:val="pt-PT"/>
+        </w:rPr>
+        <w:t>ã</w:t>
+      </w:r>
+      <w:r>
+        <w:rPr>
+          <w:rFonts w:ascii="Proxima Nova" w:cs="Proxima Nova" w:hAnsi="Proxima Nova" w:eastAsia="Proxima Nova"/>
+          <w:b w:val="0"/>
+          <w:bCs w:val="0"/>
+          <w:rtl w:val="0"/>
+        </w:rPr>
+        <w:t>o Paulo, SP - Brazil</w:t>
       </w:r>
     </w:p>
     <w:p>
@@ -1281,7 +1434,7 @@
           <w:rtl w:val="0"/>
           <w:lang w:val="en-US"/>
         </w:rPr>
-        <w:t>Technical leader dealing with all stages of development (since conception to the production environment), working in the development of the internal systems and the e-commerce platform that allow the clients to add value or redeem the amount of the benefits cards (transportation card, meal card and others).</w:t>
+        <w:t>Worked as an external consultant on Ticket (an Edenred Company / www.ticket.com.br).</w:t>
       </w:r>
     </w:p>
     <w:p>
@@ -1306,6 +1459,36 @@
       <w:r>
         <w:rPr>
           <w:rFonts w:ascii="Proxima Nova" w:cs="Proxima Nova" w:hAnsi="Proxima Nova" w:eastAsia="Proxima Nova"/>
+          <w:sz w:val="24"/>
+          <w:szCs w:val="24"/>
+          <w:rtl w:val="0"/>
+          <w:lang w:val="en-US"/>
+        </w:rPr>
+        <w:t>Technical leader dealing with all stages of development (since conception to the production environment), working in the development of the internal systems and the e-commerce platform that allow the clients to add value or redeem the amount of the benefits cards (transportation card, meal card and others).</w:t>
+      </w:r>
+    </w:p>
+    <w:p>
+      <w:pPr>
+        <w:pStyle w:val="Body"/>
+        <w:numPr>
+          <w:ilvl w:val="0"/>
+          <w:numId w:val="2"/>
+        </w:numPr>
+        <w:bidi w:val="0"/>
+        <w:spacing w:line="360" w:lineRule="auto"/>
+        <w:ind w:right="0"/>
+        <w:jc w:val="left"/>
+        <w:rPr>
+          <w:rFonts w:ascii="Proxima Nova" w:cs="Proxima Nova" w:hAnsi="Proxima Nova" w:eastAsia="Proxima Nova"/>
+          <w:sz w:val="24"/>
+          <w:szCs w:val="24"/>
+          <w:rtl w:val="0"/>
+          <w:lang w:val="en-US"/>
+        </w:rPr>
+      </w:pPr>
+      <w:r>
+        <w:rPr>
+          <w:rFonts w:ascii="Proxima Nova" w:cs="Proxima Nova" w:hAnsi="Proxima Nova" w:eastAsia="Proxima Nova"/>
           <w:i w:val="1"/>
           <w:iCs w:val="1"/>
           <w:sz w:val="24"/>
@@ -1349,11 +1532,17 @@
           <w:rFonts w:ascii="Proxima Nova" w:cs="Proxima Nova" w:hAnsi="Proxima Nova" w:eastAsia="Proxima Nova"/>
           <w:b w:val="0"/>
           <w:bCs w:val="0"/>
+          <w:outline w:val="0"/>
           <w:color w:val="999999"/>
           <w:sz w:val="22"/>
           <w:szCs w:val="22"/>
           <w:u w:color="999999"/>
           <w:rtl w:val="0"/>
+          <w14:textFill>
+            <w14:solidFill>
+              <w14:srgbClr w14:val="999999"/>
+            </w14:solidFill>
+          </w14:textFill>
         </w:rPr>
         <w:t>P</w:t>
       </w:r>
@@ -1362,12 +1551,18 @@
           <w:rFonts w:ascii="Proxima Nova" w:cs="Proxima Nova" w:hAnsi="Proxima Nova" w:eastAsia="Proxima Nova"/>
           <w:b w:val="0"/>
           <w:bCs w:val="0"/>
+          <w:outline w:val="0"/>
           <w:color w:val="999999"/>
           <w:sz w:val="22"/>
           <w:szCs w:val="22"/>
           <w:u w:color="999999"/>
           <w:rtl w:val="0"/>
           <w:lang w:val="de-DE"/>
+          <w14:textFill>
+            <w14:solidFill>
+              <w14:srgbClr w14:val="999999"/>
+            </w14:solidFill>
+          </w14:textFill>
         </w:rPr>
         <w:t>REVIOUS EXPERIENCES</w:t>
       </w:r>
@@ -1410,6 +1605,7 @@
           <w:b w:val="0"/>
           <w:bCs w:val="0"/>
           <w:rtl w:val="0"/>
+          <w:lang w:val="ru-RU"/>
         </w:rPr>
         <w:t xml:space="preserve"> - </w:t>
       </w:r>
@@ -1478,6 +1674,7 @@
           <w:b w:val="0"/>
           <w:bCs w:val="0"/>
           <w:rtl w:val="0"/>
+          <w:lang w:val="ru-RU"/>
         </w:rPr>
         <w:t xml:space="preserve"> - </w:t>
       </w:r>
@@ -1541,6 +1738,7 @@
           <w:b w:val="0"/>
           <w:bCs w:val="0"/>
           <w:rtl w:val="0"/>
+          <w:lang w:val="ru-RU"/>
         </w:rPr>
         <w:t xml:space="preserve"> - </w:t>
       </w:r>
@@ -2141,7 +2339,16 @@
       <w:sz w:val="24"/>
       <w:szCs w:val="24"/>
       <w:u w:val="none"/>
+      <w:shd w:val="nil" w:color="auto" w:fill="auto"/>
       <w:vertAlign w:val="baseline"/>
+      <w14:textOutline>
+        <w14:noFill/>
+      </w14:textOutline>
+      <w14:textFill>
+        <w14:solidFill>
+          <w14:srgbClr w14:val="000000"/>
+        </w14:solidFill>
+      </w14:textFill>
     </w:rPr>
   </w:style>
   <w:style w:type="paragraph" w:styleId="Title">
@@ -2178,8 +2385,17 @@
       <w:sz w:val="36"/>
       <w:szCs w:val="36"/>
       <w:u w:val="none" w:color="3c78d8"/>
+      <w:shd w:val="nil" w:color="auto" w:fill="auto"/>
       <w:vertAlign w:val="baseline"/>
       <w:lang w:val="en-US"/>
+      <w14:textOutline>
+        <w14:noFill/>
+      </w14:textOutline>
+      <w14:textFill>
+        <w14:solidFill>
+          <w14:srgbClr w14:val="3C78D8"/>
+        </w14:solidFill>
+      </w14:textFill>
     </w:rPr>
   </w:style>
   <w:style w:type="paragraph" w:styleId="Body">
@@ -2216,7 +2432,16 @@
       <w:sz w:val="22"/>
       <w:szCs w:val="22"/>
       <w:u w:val="none" w:color="000000"/>
+      <w:shd w:val="nil" w:color="auto" w:fill="auto"/>
       <w:vertAlign w:val="baseline"/>
+      <w14:textOutline>
+        <w14:noFill/>
+      </w14:textOutline>
+      <w14:textFill>
+        <w14:solidFill>
+          <w14:srgbClr w14:val="000000"/>
+        </w14:solidFill>
+      </w14:textFill>
     </w:rPr>
   </w:style>
   <w:style w:type="paragraph" w:styleId="Subtitle">
@@ -2253,8 +2478,17 @@
       <w:sz w:val="24"/>
       <w:szCs w:val="24"/>
       <w:u w:val="none" w:color="434343"/>
+      <w:shd w:val="nil" w:color="auto" w:fill="auto"/>
       <w:vertAlign w:val="baseline"/>
       <w:lang w:val="en-US"/>
+      <w14:textOutline>
+        <w14:noFill/>
+      </w14:textOutline>
+      <w14:textFill>
+        <w14:solidFill>
+          <w14:srgbClr w14:val="434343"/>
+        </w14:solidFill>
+      </w14:textFill>
     </w:rPr>
   </w:style>
   <w:style w:type="paragraph" w:styleId="Heading">
@@ -2291,7 +2525,16 @@
       <w:sz w:val="22"/>
       <w:szCs w:val="22"/>
       <w:u w:val="none" w:color="999999"/>
+      <w:shd w:val="nil" w:color="auto" w:fill="auto"/>
       <w:vertAlign w:val="baseline"/>
+      <w14:textOutline>
+        <w14:noFill/>
+      </w14:textOutline>
+      <w14:textFill>
+        <w14:solidFill>
+          <w14:srgbClr w14:val="999999"/>
+        </w14:solidFill>
+      </w14:textFill>
     </w:rPr>
   </w:style>
   <w:style w:type="paragraph" w:styleId="Heading 2">
@@ -2328,7 +2571,16 @@
       <w:sz w:val="24"/>
       <w:szCs w:val="24"/>
       <w:u w:val="none" w:color="434343"/>
+      <w:shd w:val="nil" w:color="auto" w:fill="auto"/>
       <w:vertAlign w:val="baseline"/>
+      <w14:textOutline>
+        <w14:noFill/>
+      </w14:textOutline>
+      <w14:textFill>
+        <w14:solidFill>
+          <w14:srgbClr w14:val="434343"/>
+        </w14:solidFill>
+      </w14:textFill>
     </w:rPr>
   </w:style>
   <w:style w:type="numbering" w:styleId="Imported Style 1">
